--- a/VINZ_MON_MASTER_SPEC_v1.10.docx
+++ b/VINZ_MON_MASTER_SPEC_v1.10.docx
@@ -824,6 +824,94 @@
           </w:p>
         </w:tc>
       </w:tr>
+      <w:tr>
+        <w:tc>
+          <w:tcPr>
+            <w:tcW w:type="dxa" w:w="3120"/>
+          </w:tcPr>
+          <w:p>
+            <w:r>
+              <w:rPr>
+                <w:sz w:val="19"/>
+                <w:szCs w:val="19"/>
+              </w:rPr>
+              <w:t xml:space="preserve">§7.3 🔷</w:t>
+            </w:r>
+          </w:p>
+        </w:tc>
+        <w:tc>
+          <w:tcPr>
+            <w:tcW w:type="dxa" w:w="3120"/>
+          </w:tcPr>
+          <w:p>
+            <w:r>
+              <w:rPr>
+                <w:sz w:val="19"/>
+                <w:szCs w:val="19"/>
+              </w:rPr>
+              <w:t xml:space="preserve">Il guscio cambia ogni giorno</w:t>
+            </w:r>
+          </w:p>
+        </w:tc>
+        <w:tc>
+          <w:tcPr>
+            <w:tcW w:type="dxa" w:w="3120"/>
+          </w:tcPr>
+          <w:p>
+            <w:r>
+              <w:rPr>
+                <w:sz w:val="19"/>
+                <w:szCs w:val="19"/>
+              </w:rPr>
+              <w:t xml:space="preserve">un numero non si sente addosso, una crepa sì</w:t>
+            </w:r>
+          </w:p>
+        </w:tc>
+      </w:tr>
+      <w:tr>
+        <w:tc>
+          <w:tcPr>
+            <w:tcW w:type="dxa" w:w="3120"/>
+          </w:tcPr>
+          <w:p>
+            <w:r>
+              <w:rPr>
+                <w:sz w:val="19"/>
+                <w:szCs w:val="19"/>
+              </w:rPr>
+              <w:t xml:space="preserve">§13.5 🔷</w:t>
+            </w:r>
+          </w:p>
+        </w:tc>
+        <w:tc>
+          <w:tcPr>
+            <w:tcW w:type="dxa" w:w="3120"/>
+          </w:tcPr>
+          <w:p>
+            <w:r>
+              <w:rPr>
+                <w:sz w:val="19"/>
+                <w:szCs w:val="19"/>
+              </w:rPr>
+              <w:t xml:space="preserve">Sette cancellature nell'interfaccia</w:t>
+            </w:r>
+          </w:p>
+        </w:tc>
+        <w:tc>
+          <w:tcPr>
+            <w:tcW w:type="dxa" w:w="3120"/>
+          </w:tcPr>
+          <w:p>
+            <w:r>
+              <w:rPr>
+                <w:sz w:val="19"/>
+                <w:szCs w:val="19"/>
+              </w:rPr>
+              <w:t xml:space="preserve">telemetria del motore e annunci doppi su superfici di prodotto</w:t>
+            </w:r>
+          </w:p>
+        </w:tc>
+      </w:tr>
     </w:tbl>
     <w:p>
       <w:pPr>
@@ -2047,6 +2135,545 @@
       </w:r>
       <w:r>
         <w:t xml:space="preserve">Quello che gli racconti prima che nasca entra nella memoria e alimenta la voce che avrà dopo. I suoni spariscono con l'HATCH; il contenuto resta.</w:t>
+      </w:r>
+    </w:p>
+    <w:p>
+      <w:pPr>
+        <w:pStyle w:val="Heading1"/>
+        <w:spacing w:after="160" w:before="360"/>
+      </w:pPr>
+      <w:r>
+        <w:t xml:space="preserve">7.3 · IL GUSCIO CAMBIA OGNI GIORNO 🔷</w:t>
+      </w:r>
+    </w:p>
+    <w:p>
+      <w:pPr>
+        <w:spacing w:after="120"/>
+      </w:pPr>
+      <w:r>
+        <w:t xml:space="preserve">L'incubazione chiedeva sette giorni di racconto e restituiva un numero e una barra a segmenti. Un numero non si sente addosso. Un guscio che si incrina davanti a te sì.</w:t>
+      </w:r>
+    </w:p>
+    <w:p>
+      <w:pPr>
+        <w:spacing w:after="100"/>
+        <w:ind w:left="220"/>
+      </w:pPr>
+      <w:r>
+        <w:rPr>
+          <w:b/>
+          <w:bCs/>
+        </w:rPr>
+        <w:t xml:space="preserve">🔒  </w:t>
+      </w:r>
+      <w:r>
+        <w:t xml:space="preserve">Ogni giorno chiuso lascia una CREPA NUOVA sul guscio, in posizione fissa e deterministica. È lo stesso valore che riempiva la barra a segmenti, disegnato invece che contato — e infatti la barra è stata tolta.</w:t>
+      </w:r>
+    </w:p>
+    <w:p>
+      <w:pPr>
+        <w:spacing w:after="100"/>
+        <w:ind w:left="220"/>
+      </w:pPr>
+      <w:r>
+        <w:rPr>
+          <w:b/>
+          <w:bCs/>
+        </w:rPr>
+        <w:t xml:space="preserve">🔒  </w:t>
+      </w:r>
+      <w:r>
+        <w:t xml:space="preserve">La MASSA dentro guadagna presenza a ogni giorno: alone al primo, densa al settimo.</w:t>
+      </w:r>
+    </w:p>
+    <w:p>
+      <w:pPr>
+        <w:spacing w:after="100"/>
+        <w:ind w:left="220"/>
+      </w:pPr>
+      <w:r>
+        <w:rPr>
+          <w:b/>
+          <w:bCs/>
+        </w:rPr>
+        <w:t xml:space="preserve">🔒  </w:t>
+      </w:r>
+      <w:r>
+        <w:t xml:space="preserve">Il RESPIRO accorcia il periodo man mano — lento e sordo all'inizio, corto e presente alla fine. È l'unica cosa che dice «è vivo» senza mostrare cosa.</w:t>
+      </w:r>
+    </w:p>
+    <w:p>
+      <w:pPr>
+        <w:spacing w:after="100"/>
+        <w:ind w:left="220"/>
+      </w:pPr>
+      <w:r>
+        <w:rPr>
+          <w:b/>
+          <w:bCs/>
+        </w:rPr>
+        <w:t xml:space="preserve">🔒  </w:t>
+      </w:r>
+      <w:r>
+        <w:t xml:space="preserve">Quando arriva una crepa, il guscio ha un SUSSULTO. Una volta sola, non un ciclo: chiudere la giornata deve vedersi nel momento in cui succede.</w:t>
+      </w:r>
+    </w:p>
+    <w:p>
+      <w:pPr>
+        <w:spacing w:after="100"/>
+        <w:ind w:left="220"/>
+      </w:pPr>
+      <w:r>
+        <w:rPr>
+          <w:b/>
+          <w:bCs/>
+        </w:rPr>
+        <w:t xml:space="preserve">🔒  </w:t>
+      </w:r>
+      <w:r>
+        <w:t xml:space="preserve">A sette giorni il guscio si apre a tratteggio e le crepe prendono un alone. Non lampeggia: lampeggiare è un allarme, e questo non è un allarme.</w:t>
+      </w:r>
+    </w:p>
+    <w:p>
+      <w:pPr>
+        <w:pStyle w:val="Heading2"/>
+        <w:spacing w:after="120" w:before="260"/>
+      </w:pPr>
+      <w:r>
+        <w:t xml:space="preserve">Il vincolo che comanda tutto il disegno</w:t>
+      </w:r>
+    </w:p>
+    <w:p>
+      <w:pPr>
+        <w:spacing w:after="100"/>
+        <w:ind w:left="220"/>
+      </w:pPr>
+      <w:r>
+        <w:rPr>
+          <w:b/>
+          <w:bCs/>
+        </w:rPr>
+        <w:t xml:space="preserve">🔒  </w:t>
+      </w:r>
+      <w:r>
+        <w:t xml:space="preserve">Quello che cresce dentro è una MASSA e non deve MAI leggersi come una figura. §12/01 vieta di anticipare la forma futura: niente profilo, niente occhi, niente ali che si intravedono. Se qualcuno guardando il guscio riconosce una creatura, il componente è rotto.</w:t>
+      </w:r>
+    </w:p>
+    <w:p>
+      <w:pPr>
+        <w:spacing w:after="100"/>
+        <w:ind w:left="220"/>
+      </w:pPr>
+      <w:r>
+        <w:rPr>
+          <w:b/>
+          <w:bCs/>
+        </w:rPr>
+        <w:t xml:space="preserve">🔒  </w:t>
+      </w:r>
+      <w:r>
+        <w:t xml:space="preserve">Tutto è disegnato dal codice. Nessun asset, nessuna arte inventata (§18A).</w:t>
+      </w:r>
+    </w:p>
+    <w:p>
+      <w:pPr>
+        <w:pStyle w:val="Heading1"/>
+        <w:spacing w:after="160" w:before="360"/>
+      </w:pPr>
+      <w:r>
+        <w:t xml:space="preserve">13.5 · SETTE CANCELLATURE 🔷</w:t>
+      </w:r>
+    </w:p>
+    <w:p>
+      <w:pPr>
+        <w:spacing w:after="120"/>
+      </w:pPr>
+      <w:r>
+        <w:t xml:space="preserve">Nessuna di queste è una funzione nuova: sono cose tolte. Stanno nel documento perché una cancellatura è la decisione più facile da annullare per sbaglio — basta che qualcuno rimetta l'elemento «perché mancava».</w:t>
+      </w:r>
+    </w:p>
+    <w:p>
+      <w:pPr>
+        <w:spacing w:after="120"/>
+      </w:pPr>
+    </w:p>
+    <w:tbl>
+      <w:tblPr>
+        <w:tblW w:type="dxa" w:w="9360"/>
+        <w:tblBorders>
+          <w:top w:val="single" w:color="auto" w:sz="4"/>
+          <w:left w:val="single" w:color="auto" w:sz="4"/>
+          <w:bottom w:val="single" w:color="auto" w:sz="4"/>
+          <w:right w:val="single" w:color="auto" w:sz="4"/>
+          <w:insideH w:val="single" w:color="auto" w:sz="4"/>
+          <w:insideV w:val="single" w:color="auto" w:sz="4"/>
+        </w:tblBorders>
+      </w:tblPr>
+      <w:tblGrid>
+        <w:gridCol w:w="4680"/>
+        <w:gridCol w:w="4680"/>
+      </w:tblGrid>
+      <w:tr>
+        <w:trPr>
+          <w:tblHeader/>
+        </w:trPr>
+        <w:tc>
+          <w:tcPr>
+            <w:tcW w:type="dxa" w:w="4680"/>
+            <w:shd w:fill="EEEEEE" w:val="clear"/>
+          </w:tcPr>
+          <w:p>
+            <w:r>
+              <w:rPr>
+                <w:b/>
+                <w:bCs/>
+                <w:sz w:val="19"/>
+                <w:szCs w:val="19"/>
+              </w:rPr>
+              <w:t xml:space="preserve">COSA È STATO TOLTO</w:t>
+            </w:r>
+          </w:p>
+        </w:tc>
+        <w:tc>
+          <w:tcPr>
+            <w:tcW w:type="dxa" w:w="4680"/>
+            <w:shd w:fill="EEEEEE" w:val="clear"/>
+          </w:tcPr>
+          <w:p>
+            <w:r>
+              <w:rPr>
+                <w:b/>
+                <w:bCs/>
+                <w:sz w:val="19"/>
+                <w:szCs w:val="19"/>
+              </w:rPr>
+              <w:t xml:space="preserve">PERCHÉ</w:t>
+            </w:r>
+          </w:p>
+        </w:tc>
+      </w:tr>
+      <w:tr>
+        <w:tc>
+          <w:tcPr>
+            <w:tcW w:type="dxa" w:w="4680"/>
+          </w:tcPr>
+          <w:p>
+            <w:r>
+              <w:rPr>
+                <w:sz w:val="19"/>
+                <w:szCs w:val="19"/>
+              </w:rPr>
+              <w:t xml:space="preserve">SEED e CONFIG dal profilo</w:t>
+            </w:r>
+          </w:p>
+        </w:tc>
+        <w:tc>
+          <w:tcPr>
+            <w:tcW w:type="dxa" w:w="4680"/>
+          </w:tcPr>
+          <w:p>
+            <w:r>
+              <w:rPr>
+                <w:sz w:val="19"/>
+                <w:szCs w:val="19"/>
+              </w:rPr>
+              <w:t xml:space="preserve">§29 confina la traccia di generazione in DEV, e il seed era su una superficie di prodotto</w:t>
+            </w:r>
+          </w:p>
+        </w:tc>
+      </w:tr>
+      <w:tr>
+        <w:tc>
+          <w:tcPr>
+            <w:tcW w:type="dxa" w:w="4680"/>
+          </w:tcPr>
+          <w:p>
+            <w:r>
+              <w:rPr>
+                <w:sz w:val="19"/>
+                <w:szCs w:val="19"/>
+              </w:rPr>
+              <w:t xml:space="preserve">RARITY SCORE, STADIO, DATA CONFIDENCE dal profilo</w:t>
+            </w:r>
+          </w:p>
+        </w:tc>
+        <w:tc>
+          <w:tcPr>
+            <w:tcW w:type="dxa" w:w="4680"/>
+          </w:tcPr>
+          <w:p>
+            <w:r>
+              <w:rPr>
+                <w:sz w:val="19"/>
+                <w:szCs w:val="19"/>
+              </w:rPr>
+              <w:t xml:space="preserve">dicevano come il .mon era stato calcolato, non cosa fosse</w:t>
+            </w:r>
+          </w:p>
+        </w:tc>
+      </w:tr>
+      <w:tr>
+        <w:tc>
+          <w:tcPr>
+            <w:tcW w:type="dxa" w:w="4680"/>
+          </w:tcPr>
+          <w:p>
+            <w:r>
+              <w:rPr>
+                <w:sz w:val="19"/>
+                <w:szCs w:val="19"/>
+              </w:rPr>
+              <w:t xml:space="preserve">DATA CONFIDENCE dal daily scan</w:t>
+            </w:r>
+          </w:p>
+        </w:tc>
+        <w:tc>
+          <w:tcPr>
+            <w:tcW w:type="dxa" w:w="4680"/>
+          </w:tcPr>
+          <w:p>
+            <w:r>
+              <w:rPr>
+                <w:sz w:val="19"/>
+                <w:szCs w:val="19"/>
+              </w:rPr>
+              <w:t xml:space="preserve">era la TERZA superficie che la mostrava: resta solo l'avviso «pochi dati», che è una promessa di onestà e non una metrica</w:t>
+            </w:r>
+          </w:p>
+        </w:tc>
+      </w:tr>
+      <w:tr>
+        <w:tc>
+          <w:tcPr>
+            <w:tcW w:type="dxa" w:w="4680"/>
+          </w:tcPr>
+          <w:p>
+            <w:r>
+              <w:rPr>
+                <w:sz w:val="19"/>
+                <w:szCs w:val="19"/>
+              </w:rPr>
+              <w:t xml:space="preserve">La sigla NEU / AMU / ALE in chat</w:t>
+            </w:r>
+          </w:p>
+        </w:tc>
+        <w:tc>
+          <w:tcPr>
+            <w:tcW w:type="dxa" w:w="4680"/>
+          </w:tcPr>
+          <w:p>
+            <w:r>
+              <w:rPr>
+                <w:sz w:val="19"/>
+                <w:szCs w:val="19"/>
+              </w:rPr>
+              <w:t xml:space="preserve">era il codice interno dell'espressione: una stringa di debug nel punto più intimo del prodotto</w:t>
+            </w:r>
+          </w:p>
+        </w:tc>
+      </w:tr>
+      <w:tr>
+        <w:tc>
+          <w:tcPr>
+            <w:tcW w:type="dxa" w:w="4680"/>
+          </w:tcPr>
+          <w:p>
+            <w:r>
+              <w:rPr>
+                <w:sz w:val="19"/>
+                <w:szCs w:val="19"/>
+              </w:rPr>
+              <w:t xml:space="preserve">Il banner MINDLINE SHIFT</w:t>
+            </w:r>
+          </w:p>
+        </w:tc>
+        <w:tc>
+          <w:tcPr>
+            <w:tcW w:type="dxa" w:w="4680"/>
+          </w:tcPr>
+          <w:p>
+            <w:r>
+              <w:rPr>
+                <w:sz w:val="19"/>
+                <w:szCs w:val="19"/>
+              </w:rPr>
+              <w:t xml:space="preserve">stava fra la creatura e la conversazione e non si poteva congedare. Ora è la linea di SYNC a diventare l'annuncio quando si riempie</w:t>
+            </w:r>
+          </w:p>
+        </w:tc>
+      </w:tr>
+      <w:tr>
+        <w:tc>
+          <w:tcPr>
+            <w:tcW w:type="dxa" w:w="4680"/>
+          </w:tcPr>
+          <w:p>
+            <w:r>
+              <w:rPr>
+                <w:sz w:val="19"/>
+                <w:szCs w:val="19"/>
+              </w:rPr>
+              <w:t xml:space="preserve">L'annuncio ripetuto nel calendario</w:t>
+            </w:r>
+          </w:p>
+        </w:tc>
+        <w:tc>
+          <w:tcPr>
+            <w:tcW w:type="dxa" w:w="4680"/>
+          </w:tcPr>
+          <w:p>
+            <w:r>
+              <w:rPr>
+                <w:sz w:val="19"/>
+                <w:szCs w:val="19"/>
+              </w:rPr>
+              <w:t xml:space="preserve">la stessa notizia su due schermate con parole diverse: la seconda volta non si capisce se è nuova</w:t>
+            </w:r>
+          </w:p>
+        </w:tc>
+      </w:tr>
+      <w:tr>
+        <w:tc>
+          <w:tcPr>
+            <w:tcW w:type="dxa" w:w="4680"/>
+          </w:tcPr>
+          <w:p>
+            <w:r>
+              <w:rPr>
+                <w:sz w:val="19"/>
+                <w:szCs w:val="19"/>
+              </w:rPr>
+              <w:t xml:space="preserve">Quattro voci su sette dalla legenda del calendario</w:t>
+            </w:r>
+          </w:p>
+        </w:tc>
+        <w:tc>
+          <w:tcPr>
+            <w:tcW w:type="dxa" w:w="4680"/>
+          </w:tcPr>
+          <w:p>
+            <w:r>
+              <w:rPr>
+                <w:sz w:val="19"/>
+                <w:szCs w:val="19"/>
+              </w:rPr>
+              <w:t xml:space="preserve">i traguardi non sono stati del giorno, sono eventi, e si leggono toccando il giorno</w:t>
+            </w:r>
+          </w:p>
+        </w:tc>
+      </w:tr>
+      <w:tr>
+        <w:tc>
+          <w:tcPr>
+            <w:tcW w:type="dxa" w:w="4680"/>
+          </w:tcPr>
+          <w:p>
+            <w:r>
+              <w:rPr>
+                <w:sz w:val="19"/>
+                <w:szCs w:val="19"/>
+              </w:rPr>
+              <w:t xml:space="preserve">ANNULLA in fondo a REGISTRA</w:t>
+            </w:r>
+          </w:p>
+        </w:tc>
+        <w:tc>
+          <w:tcPr>
+            <w:tcW w:type="dxa" w:w="4680"/>
+          </w:tcPr>
+          <w:p>
+            <w:r>
+              <w:rPr>
+                <w:sz w:val="19"/>
+                <w:szCs w:val="19"/>
+              </w:rPr>
+              <w:t xml:space="preserve">due uscite per la stessa porta fanno esitare, e quella in basso rubava spazio all'unica azione che conta</w:t>
+            </w:r>
+          </w:p>
+        </w:tc>
+      </w:tr>
+      <w:tr>
+        <w:tc>
+          <w:tcPr>
+            <w:tcW w:type="dxa" w:w="4680"/>
+          </w:tcPr>
+          <w:p>
+            <w:r>
+              <w:rPr>
+                <w:sz w:val="19"/>
+                <w:szCs w:val="19"/>
+              </w:rPr>
+              <w:t xml:space="preserve">L'icona «espandi» in alto a destra della Home</w:t>
+            </w:r>
+          </w:p>
+        </w:tc>
+        <w:tc>
+          <w:tcPr>
+            <w:tcW w:type="dxa" w:w="4680"/>
+          </w:tcPr>
+          <w:p>
+            <w:r>
+              <w:rPr>
+                <w:sz w:val="19"/>
+                <w:szCs w:val="19"/>
+              </w:rPr>
+              <w:t xml:space="preserve">un glifo che non diceva dove portava. Adesso è il nome ad aprire il profilo</w:t>
+            </w:r>
+          </w:p>
+        </w:tc>
+      </w:tr>
+    </w:tbl>
+    <w:p>
+      <w:pPr>
+        <w:spacing w:after="120"/>
+      </w:pPr>
+    </w:p>
+    <w:p>
+      <w:pPr>
+        <w:spacing w:after="100"/>
+        <w:ind w:left="220"/>
+      </w:pPr>
+      <w:r>
+        <w:rPr>
+          <w:b/>
+          <w:bCs/>
+        </w:rPr>
+        <w:t xml:space="preserve">🔒  </w:t>
+      </w:r>
+      <w:r>
+        <w:t xml:space="preserve">In REGISTRA, quello che il sistema ha capito viene PRIMA del pulsante della foto: è la cosa che devi leggere, e stava sotto quella che usi di rado.</w:t>
+      </w:r>
+    </w:p>
+    <w:p>
+      <w:pPr>
+        <w:spacing w:after="100"/>
+        <w:ind w:left="220"/>
+      </w:pPr>
+      <w:r>
+        <w:rPr>
+          <w:b/>
+          <w:bCs/>
+        </w:rPr>
+        <w:t xml:space="preserve">🔒  </w:t>
+      </w:r>
+      <w:r>
+        <w:t xml:space="preserve">Le chip del profilo dichiarano di che asse sono — rarità, affinità, taglia — invece di essere tre parole in fila con lo stesso peso.</w:t>
+      </w:r>
+    </w:p>
+    <w:p>
+      <w:pPr>
+        <w:spacing w:after="100"/>
+        <w:ind w:left="220"/>
+      </w:pPr>
+      <w:r>
+        <w:rPr>
+          <w:b/>
+          <w:bCs/>
+        </w:rPr>
+        <w:t xml:space="preserve">🔒  </w:t>
+      </w:r>
+      <w:r>
+        <w:t xml:space="preserve">Un annuncio di sistema non può occupare il centro della schermata in modo permanente. Se non si può congedare, deve stare dove stava l'informazione periferica che sostituisce.</w:t>
       </w:r>
     </w:p>
     <w:p>
@@ -4556,6 +5183,66 @@
                 <w:szCs w:val="19"/>
               </w:rPr>
               <w:t xml:space="preserve">una chat con qualcuno che risponde (§7.2)</w:t>
+            </w:r>
+          </w:p>
+        </w:tc>
+      </w:tr>
+      <w:tr>
+        <w:tc>
+          <w:tcPr>
+            <w:tcW w:type="dxa" w:w="4680"/>
+          </w:tcPr>
+          <w:p>
+            <w:r>
+              <w:rPr>
+                <w:sz w:val="19"/>
+                <w:szCs w:val="19"/>
+              </w:rPr>
+              <w:t xml:space="preserve">Barra a segmenti dell'incubazione</w:t>
+            </w:r>
+          </w:p>
+        </w:tc>
+        <w:tc>
+          <w:tcPr>
+            <w:tcW w:type="dxa" w:w="4680"/>
+          </w:tcPr>
+          <w:p>
+            <w:r>
+              <w:rPr>
+                <w:sz w:val="19"/>
+                <w:szCs w:val="19"/>
+              </w:rPr>
+              <w:t xml:space="preserve">il guscio che si incrina (§7.3)</w:t>
+            </w:r>
+          </w:p>
+        </w:tc>
+      </w:tr>
+      <w:tr>
+        <w:tc>
+          <w:tcPr>
+            <w:tcW w:type="dxa" w:w="4680"/>
+          </w:tcPr>
+          <w:p>
+            <w:r>
+              <w:rPr>
+                <w:sz w:val="19"/>
+                <w:szCs w:val="19"/>
+              </w:rPr>
+              <w:t xml:space="preserve">Banner MINDLINE SHIFT</w:t>
+            </w:r>
+          </w:p>
+        </w:tc>
+        <w:tc>
+          <w:tcPr>
+            <w:tcW w:type="dxa" w:w="4680"/>
+          </w:tcPr>
+          <w:p>
+            <w:r>
+              <w:rPr>
+                <w:sz w:val="19"/>
+                <w:szCs w:val="19"/>
+              </w:rPr>
+              <w:t xml:space="preserve">la linea di SYNC che si riempie (§13.5)</w:t>
             </w:r>
           </w:p>
         </w:tc>

--- a/VINZ_MON_MASTER_SPEC_v1.10.docx
+++ b/VINZ_MON_MASTER_SPEC_v1.10.docx
@@ -912,6 +912,50 @@
           </w:p>
         </w:tc>
       </w:tr>
+      <w:tr>
+        <w:tc>
+          <w:tcPr>
+            <w:tcW w:type="dxa" w:w="3120"/>
+          </w:tcPr>
+          <w:p>
+            <w:r>
+              <w:rPr>
+                <w:sz w:val="19"/>
+                <w:szCs w:val="19"/>
+              </w:rPr>
+              <w:t xml:space="preserve">§13.6 🔷</w:t>
+            </w:r>
+          </w:p>
+        </w:tc>
+        <w:tc>
+          <w:tcPr>
+            <w:tcW w:type="dxa" w:w="3120"/>
+          </w:tcPr>
+          <w:p>
+            <w:r>
+              <w:rPr>
+                <w:sz w:val="19"/>
+                <w:szCs w:val="19"/>
+              </w:rPr>
+              <w:t xml:space="preserve">Una cosa per schermata</w:t>
+            </w:r>
+          </w:p>
+        </w:tc>
+        <w:tc>
+          <w:tcPr>
+            <w:tcW w:type="dxa" w:w="3120"/>
+          </w:tcPr>
+          <w:p>
+            <w:r>
+              <w:rPr>
+                <w:sz w:val="19"/>
+                <w:szCs w:val="19"/>
+              </w:rPr>
+              <w:t xml:space="preserve">l'incubazione aveva otto blocchi e la chat stava in mezzo</w:t>
+            </w:r>
+          </w:p>
+        </w:tc>
+      </w:tr>
     </w:tbl>
     <w:p>
       <w:pPr>
@@ -2674,6 +2718,133 @@
       </w:r>
       <w:r>
         <w:t xml:space="preserve">Un annuncio di sistema non può occupare il centro della schermata in modo permanente. Se non si può congedare, deve stare dove stava l'informazione periferica che sostituisce.</w:t>
+      </w:r>
+    </w:p>
+    <w:p>
+      <w:pPr>
+        <w:pStyle w:val="Heading1"/>
+        <w:spacing w:after="160" w:before="360"/>
+      </w:pPr>
+      <w:r>
+        <w:t xml:space="preserve">13.6 · UNA COSA PER SCHERMATA 🔷</w:t>
+      </w:r>
+    </w:p>
+    <w:p>
+      <w:pPr>
+        <w:spacing w:after="120"/>
+      </w:pPr>
+      <w:r>
+        <w:t xml:space="preserve">L'incubazione era diventata una pila di otto blocchi: intestazione, uovo grande in cornice, chat, composer, riga della giornata, giorni raccontati, signal stability, sei chip di segnali, un tracciato decorativo e un piede fisso con HATCH disabilitato. Si scorreva, e la cosa che serviva davvero — parlare — stava schiacciata in mezzo.</w:t>
+      </w:r>
+    </w:p>
+    <w:p>
+      <w:pPr>
+        <w:spacing w:after="100"/>
+        <w:ind w:left="220"/>
+      </w:pPr>
+      <w:r>
+        <w:rPr>
+          <w:b/>
+          <w:bCs/>
+        </w:rPr>
+        <w:t xml:space="preserve">🔒  </w:t>
+      </w:r>
+      <w:r>
+        <w:t xml:space="preserve">MEGLIO PIÙ SCHERMATE CHE UNA PIENA. Se una superficie ha bisogno di scorrere per far vedere la cosa principale, la cosa principale è nel posto sbagliato.</w:t>
+      </w:r>
+    </w:p>
+    <w:p>
+      <w:pPr>
+        <w:spacing w:after="100"/>
+        <w:ind w:left="220"/>
+      </w:pPr>
+      <w:r>
+        <w:rPr>
+          <w:b/>
+          <w:bCs/>
+        </w:rPr>
+        <w:t xml:space="preserve">🔒  </w:t>
+      </w:r>
+      <w:r>
+        <w:t xml:space="preserve">L'incubazione ha tre blocchi: una barra compatta con l'uovo e i giorni raccontati, la chat che prende tutto il resto, una striscia sopra il composer.</w:t>
+      </w:r>
+    </w:p>
+    <w:p>
+      <w:pPr>
+        <w:spacing w:after="100"/>
+        <w:ind w:left="220"/>
+      </w:pPr>
+      <w:r>
+        <w:rPr>
+          <w:b/>
+          <w:bCs/>
+        </w:rPr>
+        <w:t xml:space="preserve">🔒  </w:t>
+      </w:r>
+      <w:r>
+        <w:t xml:space="preserve">UNO SLOT CHE CAMBIA LAVORO, non due elementi che si contendono lo spazio. La striscia dice lo stato della giornata finché non si è pronti, e diventa HATCH quando lo si è. È lo stesso schema della linea di SYNC sulla Home (§13.5).</w:t>
+      </w:r>
+    </w:p>
+    <w:p>
+      <w:pPr>
+        <w:spacing w:after="100"/>
+        <w:ind w:left="220"/>
+      </w:pPr>
+      <w:r>
+        <w:rPr>
+          <w:b/>
+          <w:bCs/>
+        </w:rPr>
+        <w:t xml:space="preserve">🔒  </w:t>
+      </w:r>
+      <w:r>
+        <w:t xml:space="preserve">Un pulsante che per sette giorni dice «non ancora» non deve occupare il posto migliore dello schermo. Compare quando serve, e quando compare è l'unica cosa che chiede di essere toccata.</w:t>
+      </w:r>
+    </w:p>
+    <w:p>
+      <w:pPr>
+        <w:spacing w:after="100"/>
+        <w:ind w:left="220"/>
+      </w:pPr>
+      <w:r>
+        <w:rPr>
+          <w:b/>
+          <w:bCs/>
+        </w:rPr>
+        <w:t xml:space="preserve">🔒  </w:t>
+      </w:r>
+      <w:r>
+        <w:t xml:space="preserve">Le diagnostiche del motore — signal stability, i sei stat letti, i tracciati — non stanno su una superficie di prodotto. Non sono state spostate: erano duplicati di DEV → SEGNALI.</w:t>
+      </w:r>
+    </w:p>
+    <w:p>
+      <w:pPr>
+        <w:spacing w:after="100"/>
+        <w:ind w:left="220"/>
+      </w:pPr>
+      <w:r>
+        <w:rPr>
+          <w:b/>
+          <w:bCs/>
+        </w:rPr>
+        <w:t xml:space="preserve">🔒  </w:t>
+      </w:r>
+      <w:r>
+        <w:t xml:space="preserve">I controlli di simulazione seguono la dev mode, sempre (§29). Quello dell'incubazione era in chiaro per tutti.</w:t>
+      </w:r>
+    </w:p>
+    <w:p>
+      <w:pPr>
+        <w:spacing w:after="160"/>
+        <w:ind w:left="220"/>
+      </w:pPr>
+      <w:r>
+        <w:rPr>
+          <w:i/>
+          <w:iCs/>
+          <w:color w:val="555555"/>
+        </w:rPr>
+        <w:t xml:space="preserve">Il difetto che ha reso la riscrittura visibile solo a schermo: due regole `.incubation__chat` in punti diversi del foglio di stile, scritte in due momenti in cui la chat aveva due lavori diversi. Vinceva la seconda, con un `max-height` di un terzo di schermo. Non è un errore di scrittura — sono due regole giuste in momenti diversi, ed è il modo tipico in cui si rompe un CSS a sezioni.</w:t>
       </w:r>
     </w:p>
     <w:p>
@@ -5243,6 +5414,66 @@
                 <w:szCs w:val="19"/>
               </w:rPr>
               <w:t xml:space="preserve">la linea di SYNC che si riempie (§13.5)</w:t>
+            </w:r>
+          </w:p>
+        </w:tc>
+      </w:tr>
+      <w:tr>
+        <w:tc>
+          <w:tcPr>
+            <w:tcW w:type="dxa" w:w="4680"/>
+          </w:tcPr>
+          <w:p>
+            <w:r>
+              <w:rPr>
+                <w:sz w:val="19"/>
+                <w:szCs w:val="19"/>
+              </w:rPr>
+              <w:t xml:space="preserve">Piede fisso con HATCH disabilitato</w:t>
+            </w:r>
+          </w:p>
+        </w:tc>
+        <w:tc>
+          <w:tcPr>
+            <w:tcW w:type="dxa" w:w="4680"/>
+          </w:tcPr>
+          <w:p>
+            <w:r>
+              <w:rPr>
+                <w:sz w:val="19"/>
+                <w:szCs w:val="19"/>
+              </w:rPr>
+              <w:t xml:space="preserve">una striscia che cambia lavoro (§13.6)</w:t>
+            </w:r>
+          </w:p>
+        </w:tc>
+      </w:tr>
+      <w:tr>
+        <w:tc>
+          <w:tcPr>
+            <w:tcW w:type="dxa" w:w="4680"/>
+          </w:tcPr>
+          <w:p>
+            <w:r>
+              <w:rPr>
+                <w:sz w:val="19"/>
+                <w:szCs w:val="19"/>
+              </w:rPr>
+              <w:t xml:space="preserve">SIGNAL STABILITY e i sei chip in incubazione</w:t>
+            </w:r>
+          </w:p>
+        </w:tc>
+        <w:tc>
+          <w:tcPr>
+            <w:tcW w:type="dxa" w:w="4680"/>
+          </w:tcPr>
+          <w:p>
+            <w:r>
+              <w:rPr>
+                <w:sz w:val="19"/>
+                <w:szCs w:val="19"/>
+              </w:rPr>
+              <w:t xml:space="preserve">erano duplicati di DEV → SEGNALI (§13.6)</w:t>
             </w:r>
           </w:p>
         </w:tc>

--- a/VINZ_MON_MASTER_SPEC_v1.10.docx
+++ b/VINZ_MON_MASTER_SPEC_v1.10.docx
@@ -956,6 +956,50 @@
           </w:p>
         </w:tc>
       </w:tr>
+      <w:tr>
+        <w:tc>
+          <w:tcPr>
+            <w:tcW w:type="dxa" w:w="3120"/>
+          </w:tcPr>
+          <w:p>
+            <w:r>
+              <w:rPr>
+                <w:sz w:val="19"/>
+                <w:szCs w:val="19"/>
+              </w:rPr>
+              <w:t xml:space="preserve">§13.7 🔷</w:t>
+            </w:r>
+          </w:p>
+        </w:tc>
+        <w:tc>
+          <w:tcPr>
+            <w:tcW w:type="dxa" w:w="3120"/>
+          </w:tcPr>
+          <w:p>
+            <w:r>
+              <w:rPr>
+                <w:sz w:val="19"/>
+                <w:szCs w:val="19"/>
+              </w:rPr>
+              <w:t xml:space="preserve">L'ingresso è la creatura, la chat è la conversazione</w:t>
+            </w:r>
+          </w:p>
+        </w:tc>
+        <w:tc>
+          <w:tcPr>
+            <w:tcW w:type="dxa" w:w="3120"/>
+          </w:tcPr>
+          <w:p>
+            <w:r>
+              <w:rPr>
+                <w:sz w:val="19"/>
+                <w:szCs w:val="19"/>
+              </w:rPr>
+              <w:t xml:space="preserve">la Home faceva due lavori male</w:t>
+            </w:r>
+          </w:p>
+        </w:tc>
+      </w:tr>
     </w:tbl>
     <w:p>
       <w:pPr>
@@ -2845,6 +2889,188 @@
           <w:color w:val="555555"/>
         </w:rPr>
         <w:t xml:space="preserve">Il difetto che ha reso la riscrittura visibile solo a schermo: due regole `.incubation__chat` in punti diversi del foglio di stile, scritte in due momenti in cui la chat aveva due lavori diversi. Vinceva la seconda, con un `max-height` di un terzo di schermo. Non è un errore di scrittura — sono due regole giuste in momenti diversi, ed è il modo tipico in cui si rompe un CSS a sezioni.</w:t>
+      </w:r>
+    </w:p>
+    <w:p>
+      <w:pPr>
+        <w:pStyle w:val="Heading1"/>
+        <w:spacing w:after="160" w:before="360"/>
+      </w:pPr>
+      <w:r>
+        <w:t xml:space="preserve">13.7 · L'INGRESSO È LA CREATURA, LA CHAT È LA CONVERSAZIONE 🔷</w:t>
+      </w:r>
+    </w:p>
+    <w:p>
+      <w:pPr>
+        <w:spacing w:after="120"/>
+      </w:pPr>
+      <w:r>
+        <w:t xml:space="preserve">La Home teneva la creatura a mezzo schermo e la faceva ritirare in una striscia appena si cominciava a parlare. Faceva due lavori male: troppo grande per una chat, troppo piccola per essere una presenza. E l'ingresso — la schermata dove la creatura sta davvero — esisteva solo dopo la nascita.</w:t>
+      </w:r>
+    </w:p>
+    <w:p>
+      <w:pPr>
+        <w:spacing w:after="100"/>
+        <w:ind w:left="220"/>
+      </w:pPr>
+      <w:r>
+        <w:rPr>
+          <w:b/>
+          <w:bCs/>
+        </w:rPr>
+        <w:t xml:space="preserve">🔒  </w:t>
+      </w:r>
+      <w:r>
+        <w:t xml:space="preserve">ALL'APERTURA c'è l'INGRESSO: la creatura al centro, che si muove. L'uovo durante l'incubazione, il .mon dopo. Niente dati, niente barre.</w:t>
+      </w:r>
+    </w:p>
+    <w:p>
+      <w:pPr>
+        <w:spacing w:after="100"/>
+        <w:ind w:left="220"/>
+      </w:pPr>
+      <w:r>
+        <w:rPr>
+          <w:b/>
+          <w:bCs/>
+        </w:rPr>
+        <w:t xml:space="preserve">🔒  </w:t>
+      </w:r>
+      <w:r>
+        <w:t xml:space="preserve">Si entra da una PORTA DICHIARATA — «CHAT →» — o toccando la creatura. Non si entra da soli dopo qualche secondo: §13.1 lo prevedeva perché la schermata non aveva nessuna via d'uscita visibile, ed era un cartello, non una porta. Una schermata che ti butta fuori dopo quattro secondi non è un posto dove stare.</w:t>
+      </w:r>
+    </w:p>
+    <w:p>
+      <w:pPr>
+        <w:spacing w:after="100"/>
+        <w:ind w:left="220"/>
+      </w:pPr>
+      <w:r>
+        <w:rPr>
+          <w:b/>
+          <w:bCs/>
+        </w:rPr>
+        <w:t xml:space="preserve">🔒  </w:t>
+      </w:r>
+      <w:r>
+        <w:t xml:space="preserve">L'ingresso ricompare a ogni CAMBIO DI FASE, non solo a ogni apertura: quando l'uovo si schiude, quello che ti aspetta non è più lo stesso.</w:t>
+      </w:r>
+    </w:p>
+    <w:p>
+      <w:pPr>
+        <w:spacing w:after="100"/>
+        <w:ind w:left="220"/>
+      </w:pPr>
+      <w:r>
+        <w:rPr>
+          <w:b/>
+          <w:bCs/>
+        </w:rPr>
+        <w:t xml:space="preserve">🔒  </w:t>
+      </w:r>
+      <w:r>
+        <w:t xml:space="preserve">Un OVERLAY vince sempre sull'ingresso. È una navigazione esplicita; l'ingresso è un saluto.</w:t>
+      </w:r>
+    </w:p>
+    <w:p>
+      <w:pPr>
+        <w:spacing w:after="100"/>
+        <w:ind w:left="220"/>
+      </w:pPr>
+      <w:r>
+        <w:rPr>
+          <w:b/>
+          <w:bCs/>
+        </w:rPr>
+        <w:t xml:space="preserve">🔒  </w:t>
+      </w:r>
+      <w:r>
+        <w:t xml:space="preserve">La chat ha la stessa forma in entrambe le fasi: barra compatta con la creatura piccola, conversazione, striscia di stato, composer.</w:t>
+      </w:r>
+    </w:p>
+    <w:p>
+      <w:pPr>
+        <w:pStyle w:val="Heading2"/>
+        <w:spacing w:after="120" w:before="260"/>
+      </w:pPr>
+      <w:r>
+        <w:t xml:space="preserve">La faccia sta in alto</w:t>
+      </w:r>
+    </w:p>
+    <w:p>
+      <w:pPr>
+        <w:spacing w:after="100"/>
+        <w:ind w:left="220"/>
+      </w:pPr>
+      <w:r>
+        <w:rPr>
+          <w:b/>
+          <w:bCs/>
+        </w:rPr>
+        <w:t xml:space="preserve">🔒  </w:t>
+      </w:r>
+      <w:r>
+        <w:t xml:space="preserve">Nella barra della chat c'è UNA faccia sola, che cambia espressione in base all'ultima cosa che il .mon ha detto. Durante l'incubazione al suo posto c'è l'uovo, con le sue crepe.</w:t>
+      </w:r>
+    </w:p>
+    <w:p>
+      <w:pPr>
+        <w:spacing w:after="100"/>
+        <w:ind w:left="220"/>
+      </w:pPr>
+      <w:r>
+        <w:rPr>
+          <w:b/>
+          <w:bCs/>
+        </w:rPr>
+        <w:t xml:space="preserve">🔒  </w:t>
+      </w:r>
+      <w:r>
+        <w:t xml:space="preserve">L'espressione segue quello che ha detto LUI, non quello che hai scritto tu: è la sua faccia, non uno specchio.</w:t>
+      </w:r>
+    </w:p>
+    <w:p>
+      <w:pPr>
+        <w:spacing w:after="100"/>
+        <w:ind w:left="220"/>
+      </w:pPr>
+      <w:r>
+        <w:rPr>
+          <w:b/>
+          <w:bCs/>
+        </w:rPr>
+        <w:t xml:space="preserve">🔒  </w:t>
+      </w:r>
+      <w:r>
+        <w:t xml:space="preserve">Toccarla riporta all'ingresso, dove sta in grande.</w:t>
+      </w:r>
+    </w:p>
+    <w:p>
+      <w:pPr>
+        <w:spacing w:after="160"/>
+        <w:ind w:left="220"/>
+      </w:pPr>
+      <w:r>
+        <w:rPr>
+          <w:i/>
+          <w:iCs/>
+          <w:color w:val="555555"/>
+        </w:rPr>
+        <w:t xml:space="preserve">Correzione di una lettura sbagliata mia: la richiesta era «nella chat c'è sempre lui IN ALTO ma cambia espressione a seconda di quello che scrive», e l'avevo implementata mettendo il volto accanto a ogni bolla. Ripetuta una volta per messaggio, l'espressione smetteva di essere una faccia e diventava un'icona di elenco.</w:t>
+      </w:r>
+    </w:p>
+    <w:p>
+      <w:pPr>
+        <w:spacing w:after="160"/>
+        <w:ind w:left="220"/>
+      </w:pPr>
+      <w:r>
+        <w:rPr>
+          <w:i/>
+          <w:iCs/>
+          <w:color w:val="555555"/>
+        </w:rPr>
+        <w:t xml:space="preserve">§12/06 dice «il .mon corrente occupa il 45–55% del viewport iniziale». Con l'ingresso il vincolo è rispettato meglio di prima, non aggirato: all'apertura ne occupa tutto.</w:t>
       </w:r>
     </w:p>
     <w:p>
@@ -5474,6 +5700,96 @@
                 <w:szCs w:val="19"/>
               </w:rPr>
               <w:t xml:space="preserve">erano duplicati di DEV → SEGNALI (§13.6)</w:t>
+            </w:r>
+          </w:p>
+        </w:tc>
+      </w:tr>
+      <w:tr>
+        <w:tc>
+          <w:tcPr>
+            <w:tcW w:type="dxa" w:w="4680"/>
+          </w:tcPr>
+          <w:p>
+            <w:r>
+              <w:rPr>
+                <w:sz w:val="19"/>
+                <w:szCs w:val="19"/>
+              </w:rPr>
+              <w:t xml:space="preserve">La creatura a mezzo schermo dentro la Home</w:t>
+            </w:r>
+          </w:p>
+        </w:tc>
+        <w:tc>
+          <w:tcPr>
+            <w:tcW w:type="dxa" w:w="4680"/>
+          </w:tcPr>
+          <w:p>
+            <w:r>
+              <w:rPr>
+                <w:sz w:val="19"/>
+                <w:szCs w:val="19"/>
+              </w:rPr>
+              <w:t xml:space="preserve">una schermata d'ingresso sua (§13.7)</w:t>
+            </w:r>
+          </w:p>
+        </w:tc>
+      </w:tr>
+      <w:tr>
+        <w:tc>
+          <w:tcPr>
+            <w:tcW w:type="dxa" w:w="4680"/>
+          </w:tcPr>
+          <w:p>
+            <w:r>
+              <w:rPr>
+                <w:sz w:val="19"/>
+                <w:szCs w:val="19"/>
+              </w:rPr>
+              <w:t xml:space="preserve">Il volto accanto a ogni bolla</w:t>
+            </w:r>
+          </w:p>
+        </w:tc>
+        <w:tc>
+          <w:tcPr>
+            <w:tcW w:type="dxa" w:w="4680"/>
+          </w:tcPr>
+          <w:p>
+            <w:r>
+              <w:rPr>
+                <w:sz w:val="19"/>
+                <w:szCs w:val="19"/>
+              </w:rPr>
+              <w:t xml:space="preserve">un volto solo, in alto, che reagisce (§13.7)</w:t>
+            </w:r>
+          </w:p>
+        </w:tc>
+      </w:tr>
+      <w:tr>
+        <w:tc>
+          <w:tcPr>
+            <w:tcW w:type="dxa" w:w="4680"/>
+          </w:tcPr>
+          <w:p>
+            <w:r>
+              <w:rPr>
+                <w:sz w:val="19"/>
+                <w:szCs w:val="19"/>
+              </w:rPr>
+              <w:t xml:space="preserve">L'ingresso automatico dopo 4 secondi</w:t>
+            </w:r>
+          </w:p>
+        </w:tc>
+        <w:tc>
+          <w:tcPr>
+            <w:tcW w:type="dxa" w:w="4680"/>
+          </w:tcPr>
+          <w:p>
+            <w:r>
+              <w:rPr>
+                <w:sz w:val="19"/>
+                <w:szCs w:val="19"/>
+              </w:rPr>
+              <w:t xml:space="preserve">una porta dichiarata (§13.7)</w:t>
             </w:r>
           </w:p>
         </w:tc>

--- a/VINZ_MON_MASTER_SPEC_v1.10.docx
+++ b/VINZ_MON_MASTER_SPEC_v1.10.docx
@@ -981,7 +981,7 @@
                 <w:sz w:val="19"/>
                 <w:szCs w:val="19"/>
               </w:rPr>
-              <w:t xml:space="preserve">L'ingresso è la creatura, la chat è la conversazione</w:t>
+              <w:t xml:space="preserve">La home è il personaggio, la chat è dove si va</w:t>
             </w:r>
           </w:p>
         </w:tc>
@@ -996,6 +996,50 @@
                 <w:szCs w:val="19"/>
               </w:rPr>
               <w:t xml:space="preserve">la Home faceva due lavori male</w:t>
+            </w:r>
+          </w:p>
+        </w:tc>
+      </w:tr>
+      <w:tr>
+        <w:tc>
+          <w:tcPr>
+            <w:tcW w:type="dxa" w:w="3120"/>
+          </w:tcPr>
+          <w:p>
+            <w:r>
+              <w:rPr>
+                <w:sz w:val="19"/>
+                <w:szCs w:val="19"/>
+              </w:rPr>
+              <w:t xml:space="preserve">§13.8 🔷</w:t>
+            </w:r>
+          </w:p>
+        </w:tc>
+        <w:tc>
+          <w:tcPr>
+            <w:tcW w:type="dxa" w:w="3120"/>
+          </w:tcPr>
+          <w:p>
+            <w:r>
+              <w:rPr>
+                <w:sz w:val="19"/>
+                <w:szCs w:val="19"/>
+              </w:rPr>
+              <w:t xml:space="preserve">Ogni trasformazione si tiene premuta</w:t>
+            </w:r>
+          </w:p>
+        </w:tc>
+        <w:tc>
+          <w:tcPr>
+            <w:tcW w:type="dxa" w:w="3120"/>
+          </w:tcPr>
+          <w:p>
+            <w:r>
+              <w:rPr>
+                <w:sz w:val="19"/>
+                <w:szCs w:val="19"/>
+              </w:rPr>
+              <w:t xml:space="preserve">nascere e cambiare forma erano tocchi secchi</w:t>
             </w:r>
           </w:p>
         </w:tc>
@@ -2921,7 +2965,39 @@
         <w:t xml:space="preserve">🔒  </w:t>
       </w:r>
       <w:r>
-        <w:t xml:space="preserve">ALL'APERTURA c'è l'INGRESSO: la creatura al centro, che si muove. L'uovo durante l'incubazione, il .mon dopo. Niente dati, niente barre.</w:t>
+        <w:t xml:space="preserve">LA HOME È IL PERSONAGGIO. Non è una schermata di benvenuto da superare: è dove stai. La tab MON ha due viste — la creatura e la conversazione — e quella di partenza è sempre la creatura.</w:t>
+      </w:r>
+    </w:p>
+    <w:p>
+      <w:pPr>
+        <w:spacing w:after="100"/>
+        <w:ind w:left="220"/>
+      </w:pPr>
+      <w:r>
+        <w:rPr>
+          <w:b/>
+          <w:bCs/>
+        </w:rPr>
+        <w:t xml:space="preserve">🔒  </w:t>
+      </w:r>
+      <w:r>
+        <w:t xml:space="preserve">Alla chat CI SI VA, e ci si torna. Toccando la creatura, o rientrando nella tab MON.</w:t>
+      </w:r>
+    </w:p>
+    <w:p>
+      <w:pPr>
+        <w:spacing w:after="100"/>
+        <w:ind w:left="220"/>
+      </w:pPr>
+      <w:r>
+        <w:rPr>
+          <w:b/>
+          <w:bCs/>
+        </w:rPr>
+        <w:t xml:space="preserve">🔒  </w:t>
+      </w:r>
+      <w:r>
+        <w:t xml:space="preserve">La barra di navigazione resta visibile sulla creatura: da lì si raggiungono ME, GIORNI e MINDLINE senza passare dalla chat. È una tab, non una schermata che copre tutto.</w:t>
       </w:r>
     </w:p>
     <w:p>
@@ -2953,23 +3029,23 @@
         <w:t xml:space="preserve">🔒  </w:t>
       </w:r>
       <w:r>
-        <w:t xml:space="preserve">L'ingresso ricompare a ogni CAMBIO DI FASE, non solo a ogni apertura: quando l'uovo si schiude, quello che ti aspetta non è più lo stesso.</w:t>
-      </w:r>
-    </w:p>
-    <w:p>
-      <w:pPr>
-        <w:spacing w:after="100"/>
-        <w:ind w:left="220"/>
-      </w:pPr>
-      <w:r>
-        <w:rPr>
-          <w:b/>
-          <w:bCs/>
-        </w:rPr>
-        <w:t xml:space="preserve">🔒  </w:t>
-      </w:r>
-      <w:r>
-        <w:t xml:space="preserve">Un OVERLAY vince sempre sull'ingresso. È una navigazione esplicita; l'ingresso è un saluto.</w:t>
+        <w:t xml:space="preserve">Si riparte dalla creatura a ogni CAMBIO DI FASE: quando l'uovo si schiude, quello che ti aspetta non è più lo stesso.</w:t>
+      </w:r>
+    </w:p>
+    <w:p>
+      <w:pPr>
+        <w:spacing w:after="100"/>
+        <w:ind w:left="220"/>
+      </w:pPr>
+      <w:r>
+        <w:rPr>
+          <w:b/>
+          <w:bCs/>
+        </w:rPr>
+        <w:t xml:space="preserve">🔒  </w:t>
+      </w:r>
+      <w:r>
+        <w:t xml:space="preserve">Un OVERLAY vince sempre sulla creatura. È una navigazione esplicita.</w:t>
       </w:r>
     </w:p>
     <w:p>
@@ -3071,6 +3147,361 @@
           <w:color w:val="555555"/>
         </w:rPr>
         <w:t xml:space="preserve">§12/06 dice «il .mon corrente occupa il 45–55% del viewport iniziale». Con l'ingresso il vincolo è rispettato meglio di prima, non aggirato: all'apertura ne occupa tutto.</w:t>
+      </w:r>
+    </w:p>
+    <w:p>
+      <w:pPr>
+        <w:pStyle w:val="Heading1"/>
+        <w:spacing w:after="160" w:before="360"/>
+      </w:pPr>
+      <w:r>
+        <w:t xml:space="preserve">13.8 · OGNI TRASFORMAZIONE SI TIENE PREMUTA 🔷</w:t>
+      </w:r>
+    </w:p>
+    <w:p>
+      <w:pPr>
+        <w:spacing w:after="120"/>
+      </w:pPr>
+      <w:r>
+        <w:t xml:space="preserve">Il gesto esisteva già sull'offerta di crescita: si tiene premuto, un riempimento avanza, e alla fine la cosa succede. Non era applicato ai due momenti più grandi.</w:t>
+      </w:r>
+    </w:p>
+    <w:p>
+      <w:pPr>
+        <w:spacing w:after="120"/>
+      </w:pPr>
+    </w:p>
+    <w:tbl>
+      <w:tblPr>
+        <w:tblW w:type="dxa" w:w="9360"/>
+        <w:tblBorders>
+          <w:top w:val="single" w:color="auto" w:sz="4"/>
+          <w:left w:val="single" w:color="auto" w:sz="4"/>
+          <w:bottom w:val="single" w:color="auto" w:sz="4"/>
+          <w:right w:val="single" w:color="auto" w:sz="4"/>
+          <w:insideH w:val="single" w:color="auto" w:sz="4"/>
+          <w:insideV w:val="single" w:color="auto" w:sz="4"/>
+        </w:tblBorders>
+      </w:tblPr>
+      <w:tblGrid>
+        <w:gridCol w:w="3120"/>
+        <w:gridCol w:w="3120"/>
+        <w:gridCol w:w="3120"/>
+      </w:tblGrid>
+      <w:tr>
+        <w:trPr>
+          <w:tblHeader/>
+        </w:trPr>
+        <w:tc>
+          <w:tcPr>
+            <w:tcW w:type="dxa" w:w="3120"/>
+            <w:shd w:fill="EEEEEE" w:val="clear"/>
+          </w:tcPr>
+          <w:p>
+            <w:r>
+              <w:rPr>
+                <w:b/>
+                <w:bCs/>
+                <w:sz w:val="19"/>
+                <w:szCs w:val="19"/>
+              </w:rPr>
+              <w:t xml:space="preserve">MOMENTO</w:t>
+            </w:r>
+          </w:p>
+        </w:tc>
+        <w:tc>
+          <w:tcPr>
+            <w:tcW w:type="dxa" w:w="3120"/>
+            <w:shd w:fill="EEEEEE" w:val="clear"/>
+          </w:tcPr>
+          <w:p>
+            <w:r>
+              <w:rPr>
+                <w:b/>
+                <w:bCs/>
+                <w:sz w:val="19"/>
+                <w:szCs w:val="19"/>
+              </w:rPr>
+              <w:t xml:space="preserve">PRIMA</w:t>
+            </w:r>
+          </w:p>
+        </w:tc>
+        <w:tc>
+          <w:tcPr>
+            <w:tcW w:type="dxa" w:w="3120"/>
+            <w:shd w:fill="EEEEEE" w:val="clear"/>
+          </w:tcPr>
+          <w:p>
+            <w:r>
+              <w:rPr>
+                <w:b/>
+                <w:bCs/>
+                <w:sz w:val="19"/>
+                <w:szCs w:val="19"/>
+              </w:rPr>
+              <w:t xml:space="preserve">ADESSO</w:t>
+            </w:r>
+          </w:p>
+        </w:tc>
+      </w:tr>
+      <w:tr>
+        <w:tc>
+          <w:tcPr>
+            <w:tcW w:type="dxa" w:w="3120"/>
+          </w:tcPr>
+          <w:p>
+            <w:r>
+              <w:rPr>
+                <w:sz w:val="19"/>
+                <w:szCs w:val="19"/>
+              </w:rPr>
+              <w:t xml:space="preserve">HATCH — la prima forma</w:t>
+            </w:r>
+          </w:p>
+        </w:tc>
+        <w:tc>
+          <w:tcPr>
+            <w:tcW w:type="dxa" w:w="3120"/>
+          </w:tcPr>
+          <w:p>
+            <w:r>
+              <w:rPr>
+                <w:sz w:val="19"/>
+                <w:szCs w:val="19"/>
+              </w:rPr>
+              <w:t xml:space="preserve">un tocco secco</w:t>
+            </w:r>
+          </w:p>
+        </w:tc>
+        <w:tc>
+          <w:tcPr>
+            <w:tcW w:type="dxa" w:w="3120"/>
+          </w:tcPr>
+          <w:p>
+            <w:r>
+              <w:rPr>
+                <w:sz w:val="19"/>
+                <w:szCs w:val="19"/>
+              </w:rPr>
+              <w:t xml:space="preserve">si tiene premuto</w:t>
+            </w:r>
+          </w:p>
+        </w:tc>
+      </w:tr>
+      <w:tr>
+        <w:tc>
+          <w:tcPr>
+            <w:tcW w:type="dxa" w:w="3120"/>
+          </w:tcPr>
+          <w:p>
+            <w:r>
+              <w:rPr>
+                <w:sz w:val="19"/>
+                <w:szCs w:val="19"/>
+              </w:rPr>
+              <w:t xml:space="preserve">CAMBIA FORMA — la conferma</w:t>
+            </w:r>
+          </w:p>
+        </w:tc>
+        <w:tc>
+          <w:tcPr>
+            <w:tcW w:type="dxa" w:w="3120"/>
+          </w:tcPr>
+          <w:p>
+            <w:r>
+              <w:rPr>
+                <w:sz w:val="19"/>
+                <w:szCs w:val="19"/>
+              </w:rPr>
+              <w:t xml:space="preserve">un tocco secco</w:t>
+            </w:r>
+          </w:p>
+        </w:tc>
+        <w:tc>
+          <w:tcPr>
+            <w:tcW w:type="dxa" w:w="3120"/>
+          </w:tcPr>
+          <w:p>
+            <w:r>
+              <w:rPr>
+                <w:sz w:val="19"/>
+                <w:szCs w:val="19"/>
+              </w:rPr>
+              <w:t xml:space="preserve">si tiene premuto</w:t>
+            </w:r>
+          </w:p>
+        </w:tc>
+      </w:tr>
+      <w:tr>
+        <w:tc>
+          <w:tcPr>
+            <w:tcW w:type="dxa" w:w="3120"/>
+          </w:tcPr>
+          <w:p>
+            <w:r>
+              <w:rPr>
+                <w:sz w:val="19"/>
+                <w:szCs w:val="19"/>
+              </w:rPr>
+              <w:t xml:space="preserve">LASCIA MATURARE</w:t>
+            </w:r>
+          </w:p>
+        </w:tc>
+        <w:tc>
+          <w:tcPr>
+            <w:tcW w:type="dxa" w:w="3120"/>
+          </w:tcPr>
+          <w:p>
+            <w:r>
+              <w:rPr>
+                <w:sz w:val="19"/>
+                <w:szCs w:val="19"/>
+              </w:rPr>
+              <w:t xml:space="preserve">si teneva premuto</w:t>
+            </w:r>
+          </w:p>
+        </w:tc>
+        <w:tc>
+          <w:tcPr>
+            <w:tcW w:type="dxa" w:w="3120"/>
+          </w:tcPr>
+          <w:p>
+            <w:r>
+              <w:rPr>
+                <w:sz w:val="19"/>
+                <w:szCs w:val="19"/>
+              </w:rPr>
+              <w:t xml:space="preserve">invariato</w:t>
+            </w:r>
+          </w:p>
+        </w:tc>
+      </w:tr>
+      <w:tr>
+        <w:tc>
+          <w:tcPr>
+            <w:tcW w:type="dxa" w:w="3120"/>
+          </w:tcPr>
+          <w:p>
+            <w:r>
+              <w:rPr>
+                <w:sz w:val="19"/>
+                <w:szCs w:val="19"/>
+              </w:rPr>
+              <w:t xml:space="preserve">GUARDA COSA CAMBIA</w:t>
+            </w:r>
+          </w:p>
+        </w:tc>
+        <w:tc>
+          <w:tcPr>
+            <w:tcW w:type="dxa" w:w="3120"/>
+          </w:tcPr>
+          <w:p>
+            <w:r>
+              <w:rPr>
+                <w:sz w:val="19"/>
+                <w:szCs w:val="19"/>
+              </w:rPr>
+              <w:t xml:space="preserve">si teneva premuto</w:t>
+            </w:r>
+          </w:p>
+        </w:tc>
+        <w:tc>
+          <w:tcPr>
+            <w:tcW w:type="dxa" w:w="3120"/>
+          </w:tcPr>
+          <w:p>
+            <w:r>
+              <w:rPr>
+                <w:sz w:val="19"/>
+                <w:szCs w:val="19"/>
+              </w:rPr>
+              <w:t xml:space="preserve">invariato</w:t>
+            </w:r>
+          </w:p>
+        </w:tc>
+      </w:tr>
+    </w:tbl>
+    <w:p>
+      <w:pPr>
+        <w:spacing w:after="120"/>
+      </w:pPr>
+    </w:p>
+    <w:p>
+      <w:pPr>
+        <w:spacing w:after="100"/>
+        <w:ind w:left="220"/>
+      </w:pPr>
+      <w:r>
+        <w:rPr>
+          <w:b/>
+          <w:bCs/>
+        </w:rPr>
+        <w:t xml:space="preserve">🔒  </w:t>
+      </w:r>
+      <w:r>
+        <w:t xml:space="preserve">Ogni azione che TRASFORMA il .mon si tiene premuta. Nessuna di queste può partire per sbaglio, e l'attesa è ciò che rende il momento un momento.</w:t>
+      </w:r>
+    </w:p>
+    <w:p>
+      <w:pPr>
+        <w:spacing w:after="100"/>
+        <w:ind w:left="220"/>
+      </w:pPr>
+      <w:r>
+        <w:rPr>
+          <w:b/>
+          <w:bCs/>
+        </w:rPr>
+        <w:t xml:space="preserve">🔒  </w:t>
+      </w:r>
+      <w:r>
+        <w:t xml:space="preserve">Il riempimento deve arrivare in fondo PRIMA che la schermata cambi. Senza quell'istante di stato pieno, il gesto non si vede mai compiere.</w:t>
+      </w:r>
+    </w:p>
+    <w:p>
+      <w:pPr>
+        <w:spacing w:after="100"/>
+        <w:ind w:left="220"/>
+      </w:pPr>
+      <w:r>
+        <w:rPr>
+          <w:b/>
+          <w:bCs/>
+        </w:rPr>
+        <w:t xml:space="preserve">🔒  </w:t>
+      </w:r>
+      <w:r>
+        <w:t xml:space="preserve">Da tastiera basta Invio: non si chiede a chi naviga da tastiera di tenere premuto un tasto.</w:t>
+      </w:r>
+    </w:p>
+    <w:p>
+      <w:pPr>
+        <w:spacing w:after="100"/>
+        <w:ind w:left="220"/>
+      </w:pPr>
+      <w:r>
+        <w:rPr>
+          <w:b/>
+          <w:bCs/>
+        </w:rPr>
+        <w:t xml:space="preserve">🔒  </w:t>
+      </w:r>
+      <w:r>
+        <w:t xml:space="preserve">Due vibrazioni: una leggera quando il riempimento parte, una piena quando arriva in fondo.</w:t>
+      </w:r>
+    </w:p>
+    <w:p>
+      <w:pPr>
+        <w:spacing w:after="160"/>
+        <w:ind w:left="220"/>
+      </w:pPr>
+      <w:r>
+        <w:rPr>
+          <w:i/>
+          <w:iCs/>
+          <w:color w:val="555555"/>
+        </w:rPr>
+        <w:t xml:space="preserve">Il confine è netto e vale come regola: si tiene premuto ciò che TRASFORMA, si tocca ciò che NAVIGA. Chiudere una giornata è un tocco — succede ogni giorno e non cambia nessuna forma.</w:t>
       </w:r>
     </w:p>
     <w:p>

--- a/VINZ_MON_MASTER_SPEC_v1.10.docx
+++ b/VINZ_MON_MASTER_SPEC_v1.10.docx
@@ -1044,6 +1044,50 @@
           </w:p>
         </w:tc>
       </w:tr>
+      <w:tr>
+        <w:tc>
+          <w:tcPr>
+            <w:tcW w:type="dxa" w:w="3120"/>
+          </w:tcPr>
+          <w:p>
+            <w:r>
+              <w:rPr>
+                <w:sz w:val="19"/>
+                <w:szCs w:val="19"/>
+              </w:rPr>
+              <w:t xml:space="preserve">§13.9 🔷</w:t>
+            </w:r>
+          </w:p>
+        </w:tc>
+        <w:tc>
+          <w:tcPr>
+            <w:tcW w:type="dxa" w:w="3120"/>
+          </w:tcPr>
+          <w:p>
+            <w:r>
+              <w:rPr>
+                <w:sz w:val="19"/>
+                <w:szCs w:val="19"/>
+              </w:rPr>
+              <w:t xml:space="preserve">Che sia viva: salto, rotazione, vibrazione</w:t>
+            </w:r>
+          </w:p>
+        </w:tc>
+        <w:tc>
+          <w:tcPr>
+            <w:tcW w:type="dxa" w:w="3120"/>
+          </w:tcPr>
+          <w:p>
+            <w:r>
+              <w:rPr>
+                <w:sz w:val="19"/>
+                <w:szCs w:val="19"/>
+              </w:rPr>
+              <w:t xml:space="preserve">un'app di salute che sta ferma è un modulo</w:t>
+            </w:r>
+          </w:p>
+        </w:tc>
+      </w:tr>
     </w:tbl>
     <w:p>
       <w:pPr>
@@ -3502,6 +3546,263 @@
           <w:color w:val="555555"/>
         </w:rPr>
         <w:t xml:space="preserve">Il confine è netto e vale come regola: si tiene premuto ciò che TRASFORMA, si tocca ciò che NAVIGA. Chiudere una giornata è un tocco — succede ogni giorno e non cambia nessuna forma.</w:t>
+      </w:r>
+    </w:p>
+    <w:p>
+      <w:pPr>
+        <w:pStyle w:val="Heading1"/>
+        <w:spacing w:after="160" w:before="360"/>
+      </w:pPr>
+      <w:r>
+        <w:t xml:space="preserve">13.9 · CHE SIA VIVA 🔷</w:t>
+      </w:r>
+    </w:p>
+    <w:p>
+      <w:pPr>
+        <w:spacing w:after="120"/>
+      </w:pPr>
+      <w:r>
+        <w:t xml:space="preserve">Un'app di salute che sta ferma è un modulo. Quello che segue non è decorazione: è la differenza fra un'illustrazione e qualcosa che è lì.</w:t>
+      </w:r>
+    </w:p>
+    <w:p>
+      <w:pPr>
+        <w:pStyle w:val="Heading2"/>
+        <w:spacing w:after="120" w:before="260"/>
+      </w:pPr>
+      <w:r>
+        <w:t xml:space="preserve">Il movimento</w:t>
+      </w:r>
+    </w:p>
+    <w:p>
+      <w:pPr>
+        <w:spacing w:after="100"/>
+        <w:ind w:left="220"/>
+      </w:pPr>
+      <w:r>
+        <w:rPr>
+          <w:b/>
+          <w:bCs/>
+        </w:rPr>
+        <w:t xml:space="preserve">🔒  </w:t>
+      </w:r>
+      <w:r>
+        <w:t xml:space="preserve">L'UOVO SALTA, e i salti si infittiscono avvicinandosi alla schiusa: uno ogni nove secondi all'inizio, ogni tre e mezzo alla fine. È lo stesso «manca poco» della barra che abbiamo tolto, sentito invece che letto.</w:t>
+      </w:r>
+    </w:p>
+    <w:p>
+      <w:pPr>
+        <w:spacing w:after="100"/>
+        <w:ind w:left="220"/>
+      </w:pPr>
+      <w:r>
+        <w:rPr>
+          <w:b/>
+          <w:bCs/>
+        </w:rPr>
+        <w:t xml:space="preserve">🔒  </w:t>
+      </w:r>
+      <w:r>
+        <w:t xml:space="preserve">Salta SOLO dove sta in grande. Nella barra della chat sarebbe un elemento di interfaccia che si muove da solo, cioè un disturbo.</w:t>
+      </w:r>
+    </w:p>
+    <w:p>
+      <w:pPr>
+        <w:spacing w:after="100"/>
+        <w:ind w:left="220"/>
+      </w:pPr>
+      <w:r>
+        <w:rPr>
+          <w:b/>
+          <w:bCs/>
+        </w:rPr>
+        <w:t xml:space="preserve">🔒  </w:t>
+      </w:r>
+      <w:r>
+        <w:t xml:space="preserve">Il grosso della linea temporale è fermo. Un uovo che saltella di continuo è un giocattolo; uno che ogni tanto sobbalza è una cosa viva che sta ferma.</w:t>
+      </w:r>
+    </w:p>
+    <w:p>
+      <w:pPr>
+        <w:spacing w:after="100"/>
+        <w:ind w:left="220"/>
+      </w:pPr>
+      <w:r>
+        <w:rPr>
+          <w:b/>
+          <w:bCs/>
+        </w:rPr>
+        <w:t xml:space="preserve">🔒  </w:t>
+      </w:r>
+      <w:r>
+        <w:t xml:space="preserve">TOCCARE L'UOVO lo fa saltare. Non porta da nessuna parte, ed è il punto: un'app viva ha almeno una cosa che risponde per il gusto di rispondere.</w:t>
+      </w:r>
+    </w:p>
+    <w:p>
+      <w:pPr>
+        <w:spacing w:after="100"/>
+        <w:ind w:left="220"/>
+      </w:pPr>
+      <w:r>
+        <w:rPr>
+          <w:b/>
+          <w:bCs/>
+        </w:rPr>
+        <w:t xml:space="preserve">🔒  </w:t>
+      </w:r>
+      <w:r>
+        <w:t xml:space="preserve">LA ROTAZIONE a trascinamento vive sulla schermata del personaggio, non solo sepolta nel profilo. È il gesto che si prova per istinto quando si guarda una creatura.</w:t>
+      </w:r>
+    </w:p>
+    <w:p>
+      <w:pPr>
+        <w:spacing w:after="100"/>
+        <w:ind w:left="220"/>
+      </w:pPr>
+      <w:r>
+        <w:rPr>
+          <w:b/>
+          <w:bCs/>
+        </w:rPr>
+        <w:t xml:space="preserve">🔒  </w:t>
+      </w:r>
+      <w:r>
+        <w:t xml:space="preserve">Ferma, la creatura RESPIRA. Una creatura immobile è un ritaglio.</w:t>
+      </w:r>
+    </w:p>
+    <w:p>
+      <w:pPr>
+        <w:spacing w:after="100"/>
+        <w:ind w:left="220"/>
+      </w:pPr>
+      <w:r>
+        <w:rPr>
+          <w:b/>
+          <w:bCs/>
+        </w:rPr>
+        <w:t xml:space="preserve">🔒  </w:t>
+      </w:r>
+      <w:r>
+        <w:t xml:space="preserve">Ogni animazione si spegne sotto `prefers-reduced-motion`. Non è un'opzione: è la stessa preferenza che spegne anche l'aptica.</w:t>
+      </w:r>
+    </w:p>
+    <w:p>
+      <w:pPr>
+        <w:spacing w:after="160"/>
+        <w:ind w:left="220"/>
+      </w:pPr>
+      <w:r>
+        <w:rPr>
+          <w:i/>
+          <w:iCs/>
+          <w:color w:val="555555"/>
+        </w:rPr>
+        <w:t xml:space="preserve">Vincolo di implementazione emerso costruendo: il palco della creatura NON può essere un pulsante. Lo era, e apriva la chat; ma dentro c'è un visore che si trascina, e un trascinamento dentro un pulsante finisce sempre in un click involontario.</w:t>
+      </w:r>
+    </w:p>
+    <w:p>
+      <w:pPr>
+        <w:pStyle w:val="Heading2"/>
+        <w:spacing w:after="120" w:before="260"/>
+      </w:pPr>
+      <w:r>
+        <w:t xml:space="preserve">La vibrazione</w:t>
+      </w:r>
+    </w:p>
+    <w:p>
+      <w:pPr>
+        <w:spacing w:after="100"/>
+        <w:ind w:left="220"/>
+      </w:pPr>
+      <w:r>
+        <w:rPr>
+          <w:b/>
+          <w:bCs/>
+        </w:rPr>
+        <w:t xml:space="preserve">🔒  </w:t>
+      </w:r>
+      <w:r>
+        <w:t xml:space="preserve">Ogni gesto che conferma qualcosa dà un ritorno aptico: leggero quando si tocca, pieno quando qualcosa si compie.</w:t>
+      </w:r>
+    </w:p>
+    <w:p>
+      <w:pPr>
+        <w:spacing w:after="100"/>
+        <w:ind w:left="220"/>
+      </w:pPr>
+      <w:r>
+        <w:rPr>
+          <w:b/>
+          <w:bCs/>
+        </w:rPr>
+        <w:t xml:space="preserve">🔒  </w:t>
+      </w:r>
+      <w:r>
+        <w:t xml:space="preserve">Va chiamata DENTRO il gestore di un gesto dell'utente. Fuori da lì i browser la ignorano, ed è giusto così.</w:t>
+      </w:r>
+    </w:p>
+    <w:p>
+      <w:pPr>
+        <w:spacing w:after="100"/>
+        <w:ind w:left="220"/>
+      </w:pPr>
+      <w:r>
+        <w:rPr>
+          <w:b/>
+          <w:bCs/>
+        </w:rPr>
+        <w:t xml:space="preserve">🟡  </w:t>
+      </w:r>
+      <w:r>
+        <w:t xml:space="preserve">SU iPHONE NON ESISTE UN'API. Safari non ha mai implementato la Vibration API: l'unica strada è un effetto collaterale dello switch introdotto da iOS 17.4, tenuto nascosto nel documento e commutato dentro il gesto. È una scorciatoia, non un contratto: Apple può chiuderla senza preavviso.</w:t>
+      </w:r>
+    </w:p>
+    <w:p>
+      <w:pPr>
+        <w:spacing w:after="100"/>
+        <w:ind w:left="220"/>
+      </w:pPr>
+      <w:r>
+        <w:rPr>
+          <w:b/>
+          <w:bCs/>
+        </w:rPr>
+        <w:t xml:space="preserve">🔒  </w:t>
+      </w:r>
+      <w:r>
+        <w:t xml:space="preserve">Per questo il codice prova prima la strada legittima e usa lo switch solo come ripiego, e tutto è avvolto in try/catch: se smette di funzionare, smette di vibrare — non si rompe niente.</w:t>
+      </w:r>
+    </w:p>
+    <w:p>
+      <w:pPr>
+        <w:spacing w:after="100"/>
+        <w:ind w:left="220"/>
+      </w:pPr>
+      <w:r>
+        <w:rPr>
+          <w:b/>
+          <w:bCs/>
+        </w:rPr>
+        <w:t xml:space="preserve">🔒  </w:t>
+      </w:r>
+      <w:r>
+        <w:t xml:space="preserve">§17 — NESSUNA informazione passa solo dalla vibrazione. È sempre il rinforzo di qualcosa che si vede già. Un telefono che non vibra non perde niente.</w:t>
+      </w:r>
+    </w:p>
+    <w:p>
+      <w:pPr>
+        <w:spacing w:after="100"/>
+        <w:ind w:left="220"/>
+      </w:pPr>
+      <w:r>
+        <w:rPr>
+          <w:b/>
+          <w:bCs/>
+        </w:rPr>
+        <w:t xml:space="preserve">🔒  </w:t>
+      </w:r>
+      <w:r>
+        <w:t xml:space="preserve">DEV ha un banco di prova con i tre tipi di colpo: su iPhone l'unico modo di sapere se funziona è premere e sentire.</w:t>
       </w:r>
     </w:p>
     <w:p>
